--- a/PRJ13797_JMUX_OralPresentation_Greg_CIO_v1a6.docx
+++ b/PRJ13797_JMUX_OralPresentation_Greg_CIO_v1a6.docx
@@ -100,7 +100,7 @@
         <w:spacing w:after="160"/>
       </w:pPr>
       <w:r>
-        <w:t>"Before I get into the detail, let me level-set on what this program is and how it is organized, because understanding the four workstreams will give you important context for everything else I am going to cover today.</w:t>
+        <w:t>"Greg, we've been at this for seven months now, so I'll keep the overview quick — but I want to make sure we're all aligned on how this program is structured before I get into the detail.</w:t>
       </w:r>
     </w:p>
     <w:p>
@@ -675,7 +675,7 @@
       <w:r>
         <w:rPr>
           <w:b/>
-          <w:color w:val="2E74B5"/>
+          <w:color w:val="1F3964"/>
         </w:rPr>
         <w:t>Q: Why are we 2.8 months behind on Phase 1?</w:t>
       </w:r>
@@ -692,7 +692,7 @@
       <w:r>
         <w:rPr>
           <w:b/>
-          <w:color w:val="2E74B5"/>
+          <w:color w:val="1F3964"/>
         </w:rPr>
         <w:t>Q: Will this impact the overall project completion date?</w:t>
       </w:r>
@@ -709,7 +709,7 @@
       <w:r>
         <w:rPr>
           <w:b/>
-          <w:color w:val="2E74B5"/>
+          <w:color w:val="1F3964"/>
         </w:rPr>
         <w:t>Q: What exactly is the PAR budget issue and who is responsible for the original scoping gap?</w:t>
       </w:r>
@@ -726,7 +726,7 @@
       <w:r>
         <w:rPr>
           <w:b/>
-          <w:color w:val="2E74B5"/>
+          <w:color w:val="1F3964"/>
         </w:rPr>
         <w:t>Q: Why wasn't the relay team engaged earlier?</w:t>
       </w:r>
@@ -743,7 +743,7 @@
       <w:r>
         <w:rPr>
           <w:b/>
-          <w:color w:val="2E74B5"/>
+          <w:color w:val="1F3964"/>
         </w:rPr>
         <w:t>Q: When will the $495K relay labor hit the budget?</w:t>
       </w:r>
@@ -760,7 +760,7 @@
       <w:r>
         <w:rPr>
           <w:b/>
-          <w:color w:val="2E74B5"/>
+          <w:color w:val="1F3964"/>
         </w:rPr>
         <w:t>Q: When will Phase 1 be fully complete?</w:t>
       </w:r>
